--- a/ru/wisdom-stories/everyone-has-work-to-do.docx
+++ b/ru/wisdom-stories/everyone-has-work-to-do.docx
@@ -3,33 +3,53 @@
 <w:document xmlns:wpc="http://schemas.microsoft.com/office/word/2010/wordprocessingCanvas" xmlns:mo="http://schemas.microsoft.com/office/mac/office/2008/main" xmlns:mc="http://schemas.openxmlformats.org/markup-compatibility/2006" xmlns:mv="urn:schemas-microsoft-com:mac:vml" xmlns:o="urn:schemas-microsoft-com:office:office" xmlns:r="http://schemas.openxmlformats.org/officeDocument/2006/relationships" xmlns:m="http://schemas.openxmlformats.org/officeDocument/2006/math" xmlns:v="urn:schemas-microsoft-com:vml" xmlns:wp14="http://schemas.microsoft.com/office/word/2010/wordprocessingDrawing" xmlns:wp="http://schemas.openxmlformats.org/drawingml/2006/wordprocessingDrawing" xmlns:w10="urn:schemas-microsoft-com:office:word" xmlns:w="http://schemas.openxmlformats.org/wordprocessingml/2006/main" xmlns:w14="http://schemas.microsoft.com/office/word/2010/wordml" xmlns:wpg="http://schemas.microsoft.com/office/word/2010/wordprocessingGroup" xmlns:wpi="http://schemas.microsoft.com/office/word/2010/wordprocessingInk" xmlns:wne="http://schemas.microsoft.com/office/word/2006/wordml" xmlns:wps="http://schemas.microsoft.com/office/word/2010/wordprocessingShape" mc:Ignorable="w14 wp14">
   <w:body>
     <w:p>
+      <w:pPr>
+        <w:pStyle w:val="Title"/>
+      </w:pPr>
       <w:r>
         <w:t>Все заняты</w:t>
       </w:r>
     </w:p>
     <w:p>
+      <w:pPr/>
       <w:r>
-        <w:t>Мне очень повезло, что у меня были мудрые учителя. Одним из них был мой учитель литературы, уважаемый учитель Балададаша. Он говорил, что если кто-то просит вас о чем-то или поручает вам задание, даже если по какой-то причине вы не можете его выполнить, никогда не отвечайте этому человеку фразами вроде: «У меня было так много работы, что у меня не было времени, я не смог его выполнить» — даже если это правда. Потому что этими словами вы заставляете собеседника подумать: «Неужели мне нечем заняться, раз я беспокою его по пустякам?«»»</w:t>
+        <w:t>Мне повезло с мудрыми учителями. Один из них, учитель литературы Балададаша, говорил: «Если человек о чём-то попросил вас, а вы не смогли выполнить просьбу, не оправдывайтесь словами: „Было столько работы, что времени не нашлось“. Даже если это правда. Услышав такое, человек подумает: „Выходит, мне нечем заняться, и я отвлекаю его по пустякам?“»</w:t>
       </w:r>
     </w:p>
     <w:p>
+      <w:pPr>
+        <w:keepNext/>
+      </w:pPr>
       <w:r>
-        <w:t>Все заняты. Человек беспокоит вас не потому, что он бездельничает, а потому, что он нуждается в вас. Никогда не игнорируйте обращение к вам, не заставляйте этого человека ждать, молча. Если вы не сможете выполнить задание, не молчите. Дайте ему знать об этом без промедления, не держите человека в неведении. Потому что он надеется на вас и доверяет вам. А вы потом, спустя долгое время, говорите: «У меня не было времени», и тем самым разрушаете собственное доверие.</w:t>
+        <w:t>Дела есть у всех. К вам обращаются не от безделья, а потому, что нуждаются в помощи. Не оставляйте просьбу без ответа и не заставляйте человека ждать в неизвестности. Если не можете помочь, скажите сразу. Он надеется на вас и доверяет вам. Когда после долгого молчания вы отвечаете: «Не было времени», вы подрываете это доверие.</w:t>
       </w:r>
     </w:p>
     <w:p>
+      <w:pPr>
+        <w:keepLines/>
+        <w:spacing w:before="160"/>
+      </w:pPr>
       <w:r>
-        <w:t>Мораль: жить с осознанием того, что тебя считают ненадежным и не заслуживающим доверия человеком, очень мучительно.</w:t>
+        <w:rPr>
+          <w:b/>
+        </w:rPr>
+        <w:t>Мораль:</w:t>
+      </w:r>
+      <w:r>
+        <w:t xml:space="preserve"> Берегите доверие людей. Тяжело жить, зная, что окружающие считают тебя ненадёжным человеком.</w:t>
       </w:r>
     </w:p>
     <w:p>
+      <w:pPr>
+        <w:spacing w:after="80"/>
+      </w:pPr>
       <w:r>
         <w:t>Бахтияр Сираджов.</w:t>
       </w:r>
     </w:p>
     <w:sectPr>
-      <w:pgSz w:w="12240" w:h="15840"/>
-      <w:pgMar w:top="1440" w:right="1800" w:bottom="1440" w:left="1800" w:header="720" w:footer="720" w:gutter="0"/>
+      <w:pgSz w:w="11909" w:h="16834"/>
+      <w:pgMar w:top="1152" w:right="1224" w:bottom="1152" w:left="1224" w:header="720" w:footer="720" w:gutter="0"/>
       <w:cols w:space="720"/>
       <w:docGrid w:linePitch="360"/>
     </w:sectPr>
@@ -400,6 +420,16 @@
     <w:name w:val="Normal"/>
     <w:qFormat/>
     <w:rsid w:val="00FC693F"/>
+    <w:pPr>
+      <w:widowControl/>
+      <w:spacing w:after="120" w:line="269" w:lineRule="auto"/>
+    </w:pPr>
+    <w:rPr>
+      <w:rFonts w:ascii="Arial" w:hAnsi="Arial"/>
+      <w:color w:val="000000"/>
+      <w:sz w:val="22"/>
+      <w:lang w:val="ru-RU"/>
+    </w:rPr>
   </w:style>
   <w:style w:type="paragraph" w:styleId="Header">
     <w:name w:val="header"/>
@@ -742,18 +772,20 @@
     <w:qFormat/>
     <w:rsid w:val="00FC693F"/>
     <w:pPr>
+      <w:keepNext/>
       <w:pBdr>
         <w:bottom w:val="single" w:sz="8" w:space="4" w:color="4F81BD" w:themeColor="accent1"/>
       </w:pBdr>
-      <w:spacing w:after="300" w:line="240" w:lineRule="auto"/>
+      <w:spacing w:after="280" w:line="240" w:lineRule="auto"/>
       <w:contextualSpacing/>
     </w:pPr>
     <w:rPr>
-      <w:rFonts w:asciiTheme="majorHAnsi" w:eastAsiaTheme="majorEastAsia" w:hAnsiTheme="majorHAnsi" w:cstheme="majorBidi"/>
-      <w:color w:val="17365D" w:themeColor="text2" w:themeShade="BF"/>
+      <w:rFonts w:asciiTheme="majorHAnsi" w:eastAsiaTheme="majorEastAsia" w:hAnsiTheme="majorHAnsi" w:cstheme="majorBidi" w:ascii="Arial" w:hAnsi="Arial"/>
+      <w:b/>
+      <w:color w:val="000000"/>
       <w:spacing w:val="5"/>
       <w:kern w:val="28"/>
-      <w:sz w:val="52"/>
+      <w:sz w:val="34"/>
       <w:szCs w:val="52"/>
     </w:rPr>
   </w:style>

--- a/ru/wisdom-stories/everyone-has-work-to-do.docx
+++ b/ru/wisdom-stories/everyone-has-work-to-do.docx
@@ -7,13 +7,13 @@
         <w:pStyle w:val="Title"/>
       </w:pPr>
       <w:r>
-        <w:t>Все заняты</w:t>
+        <w:t>Дела есть у всех</w:t>
       </w:r>
     </w:p>
     <w:p>
       <w:pPr/>
       <w:r>
-        <w:t>Мне повезло с мудрыми учителями. Один из них, учитель литературы Балададаша, говорил: «Если человек о чём-то попросил вас, а вы не смогли выполнить просьбу, не оправдывайтесь словами: „Было столько работы, что времени не нашлось“. Даже если это правда. Услышав такое, человек подумает: „Выходит, мне нечем заняться, и я отвлекаю его по пустякам?“»</w:t>
+        <w:t>Мне повезло с мудрыми учителями. Один из них, мой учитель литературы, уважаемый Балададаш, говорил: «Если человек о чём-то попросил вас или поручил вам дело, а вы не смогли выполнить просьбу, не оправдывайтесь словами: „Было столько работы, что времени не нашлось, и я не смог этого сделать“. Даже если это правда. Услышав такое, человек подумает: „Выходит, мне нечем заняться, и я отвлекаю его по пустякам?“»</w:t>
       </w:r>
     </w:p>
     <w:p>
@@ -33,18 +33,16 @@
         <w:rPr>
           <w:b/>
         </w:rPr>
-        <w:t>Мораль:</w:t>
+        <w:t>Мораль: Тяжело жить, зная, что окружающие считают тебя ненадёжным и не заслуживающим доверия человеком.</w:t>
       </w:r>
-      <w:r>
-        <w:t xml:space="preserve"> Берегите доверие людей. Тяжело жить, зная, что окружающие считают тебя ненадёжным человеком.</w:t>
-      </w:r>
+      <w:r/>
     </w:p>
     <w:p>
       <w:pPr>
         <w:spacing w:after="80"/>
       </w:pPr>
       <w:r>
-        <w:t>Бахтияр Сираджов.</w:t>
+        <w:t>Бахтияр Сираджов</w:t>
       </w:r>
     </w:p>
     <w:sectPr>
